--- a/2特殊用法模板.docx
+++ b/2特殊用法模板.docx
@@ -5,9 +5,6 @@
     <w:p>
       <w:pPr>
         <w:pStyle w:val="1"/>
-        <w:rPr>
-          <w:rFonts w:hint="eastAsia"/>
-        </w:rPr>
       </w:pPr>
       <w:r>
         <w:rPr>
@@ -59,13 +56,7 @@
         <w:t>用法步骤</w:t>
       </w:r>
     </w:p>
-    <w:p>
-      <w:pPr>
-        <w:rPr>
-          <w:rFonts w:hint="eastAsia"/>
-        </w:rPr>
-      </w:pPr>
-    </w:p>
+    <w:p/>
     <w:sectPr>
       <w:headerReference w:type="even" r:id="rId8"/>
       <w:headerReference w:type="default" r:id="rId9"/>
@@ -218,8 +209,44 @@
   <w:p>
     <w:pPr>
       <w:pStyle w:val="a3"/>
-      <w:ind w:firstLine="360"/>
+      <w:ind w:firstLineChars="0" w:firstLine="0"/>
     </w:pPr>
+    <w:r>
+      <w:rPr>
+        <w:rFonts w:hint="eastAsia"/>
+      </w:rPr>
+      <w:t>2024</w:t>
+    </w:r>
+    <w:r>
+      <w:rPr>
+        <w:rFonts w:hint="eastAsia"/>
+      </w:rPr>
+      <w:t>年</w:t>
+    </w:r>
+    <w:r>
+      <w:rPr>
+        <w:rFonts w:hint="eastAsia"/>
+      </w:rPr>
+      <w:t>5</w:t>
+    </w:r>
+    <w:r>
+      <w:rPr>
+        <w:rFonts w:hint="eastAsia"/>
+      </w:rPr>
+      <w:t>月</w:t>
+    </w:r>
+    <w:r>
+      <w:rPr>
+        <w:rFonts w:hint="eastAsia"/>
+      </w:rPr>
+      <w:t>26</w:t>
+    </w:r>
+    <w:r>
+      <w:rPr>
+        <w:rFonts w:hint="eastAsia"/>
+      </w:rPr>
+      <w:t>日</w:t>
+    </w:r>
   </w:p>
 </w:hdr>
 </file>
